--- a/backend-exhibits/INCLUDED IN TEAMS TO TEAMS MIGRATION FEATURES.docx
+++ b/backend-exhibits/INCLUDED IN TEAMS TO TEAMS MIGRATION FEATURES.docx
@@ -39,7 +39,7 @@
               <w:rPr>
                 <w:b/>
               </w:rPr>
-              <w:t xml:space="preserve">                                               </w:t>
+              <w:t xml:space="preserve">                                    </w:t>
             </w:r>
             <w:r>
               <w:rPr>
@@ -1220,7 +1220,7 @@
     <w:link w:val="Heading1Char"/>
     <w:uiPriority w:val="9"/>
     <w:qFormat/>
-    <w:rsid w:val="006E7BB4"/>
+    <w:rsid w:val="00236433"/>
     <w:pPr>
       <w:keepNext/>
       <w:keepLines/>
@@ -1243,7 +1243,7 @@
     <w:semiHidden/>
     <w:unhideWhenUsed/>
     <w:qFormat/>
-    <w:rsid w:val="006E7BB4"/>
+    <w:rsid w:val="00236433"/>
     <w:pPr>
       <w:keepNext/>
       <w:keepLines/>
@@ -1266,7 +1266,7 @@
     <w:semiHidden/>
     <w:unhideWhenUsed/>
     <w:qFormat/>
-    <w:rsid w:val="006E7BB4"/>
+    <w:rsid w:val="00236433"/>
     <w:pPr>
       <w:keepNext/>
       <w:keepLines/>
@@ -1289,7 +1289,7 @@
     <w:semiHidden/>
     <w:unhideWhenUsed/>
     <w:qFormat/>
-    <w:rsid w:val="006E7BB4"/>
+    <w:rsid w:val="00236433"/>
     <w:pPr>
       <w:keepNext/>
       <w:keepLines/>
@@ -1312,7 +1312,7 @@
     <w:semiHidden/>
     <w:unhideWhenUsed/>
     <w:qFormat/>
-    <w:rsid w:val="006E7BB4"/>
+    <w:rsid w:val="00236433"/>
     <w:pPr>
       <w:keepNext/>
       <w:keepLines/>
@@ -1333,7 +1333,7 @@
     <w:semiHidden/>
     <w:unhideWhenUsed/>
     <w:qFormat/>
-    <w:rsid w:val="006E7BB4"/>
+    <w:rsid w:val="00236433"/>
     <w:pPr>
       <w:keepNext/>
       <w:keepLines/>
@@ -1356,7 +1356,7 @@
     <w:semiHidden/>
     <w:unhideWhenUsed/>
     <w:qFormat/>
-    <w:rsid w:val="006E7BB4"/>
+    <w:rsid w:val="00236433"/>
     <w:pPr>
       <w:keepNext/>
       <w:keepLines/>
@@ -1377,7 +1377,7 @@
     <w:semiHidden/>
     <w:unhideWhenUsed/>
     <w:qFormat/>
-    <w:rsid w:val="006E7BB4"/>
+    <w:rsid w:val="00236433"/>
     <w:pPr>
       <w:keepNext/>
       <w:keepLines/>
@@ -1400,7 +1400,7 @@
     <w:semiHidden/>
     <w:unhideWhenUsed/>
     <w:qFormat/>
-    <w:rsid w:val="006E7BB4"/>
+    <w:rsid w:val="00236433"/>
     <w:pPr>
       <w:keepNext/>
       <w:keepLines/>
@@ -1443,7 +1443,7 @@
     <w:basedOn w:val="DefaultParagraphFont"/>
     <w:link w:val="Heading1"/>
     <w:uiPriority w:val="9"/>
-    <w:rsid w:val="006E7BB4"/>
+    <w:rsid w:val="00236433"/>
     <w:rPr>
       <w:rFonts w:asciiTheme="majorHAnsi" w:eastAsiaTheme="majorEastAsia" w:hAnsiTheme="majorHAnsi" w:cstheme="majorBidi"/>
       <w:color w:val="0F4761" w:themeColor="accent1" w:themeShade="BF"/>
@@ -1457,7 +1457,7 @@
     <w:link w:val="Heading2"/>
     <w:uiPriority w:val="9"/>
     <w:semiHidden/>
-    <w:rsid w:val="006E7BB4"/>
+    <w:rsid w:val="00236433"/>
     <w:rPr>
       <w:rFonts w:asciiTheme="majorHAnsi" w:eastAsiaTheme="majorEastAsia" w:hAnsiTheme="majorHAnsi" w:cstheme="majorBidi"/>
       <w:color w:val="0F4761" w:themeColor="accent1" w:themeShade="BF"/>
@@ -1471,7 +1471,7 @@
     <w:link w:val="Heading3"/>
     <w:uiPriority w:val="9"/>
     <w:semiHidden/>
-    <w:rsid w:val="006E7BB4"/>
+    <w:rsid w:val="00236433"/>
     <w:rPr>
       <w:rFonts w:eastAsiaTheme="majorEastAsia" w:cstheme="majorBidi"/>
       <w:color w:val="0F4761" w:themeColor="accent1" w:themeShade="BF"/>
@@ -1485,7 +1485,7 @@
     <w:link w:val="Heading4"/>
     <w:uiPriority w:val="9"/>
     <w:semiHidden/>
-    <w:rsid w:val="006E7BB4"/>
+    <w:rsid w:val="00236433"/>
     <w:rPr>
       <w:rFonts w:eastAsiaTheme="majorEastAsia" w:cstheme="majorBidi"/>
       <w:i/>
@@ -1499,7 +1499,7 @@
     <w:link w:val="Heading5"/>
     <w:uiPriority w:val="9"/>
     <w:semiHidden/>
-    <w:rsid w:val="006E7BB4"/>
+    <w:rsid w:val="00236433"/>
     <w:rPr>
       <w:rFonts w:eastAsiaTheme="majorEastAsia" w:cstheme="majorBidi"/>
       <w:color w:val="0F4761" w:themeColor="accent1" w:themeShade="BF"/>
@@ -1511,7 +1511,7 @@
     <w:link w:val="Heading6"/>
     <w:uiPriority w:val="9"/>
     <w:semiHidden/>
-    <w:rsid w:val="006E7BB4"/>
+    <w:rsid w:val="00236433"/>
     <w:rPr>
       <w:rFonts w:eastAsiaTheme="majorEastAsia" w:cstheme="majorBidi"/>
       <w:i/>
@@ -1525,7 +1525,7 @@
     <w:link w:val="Heading7"/>
     <w:uiPriority w:val="9"/>
     <w:semiHidden/>
-    <w:rsid w:val="006E7BB4"/>
+    <w:rsid w:val="00236433"/>
     <w:rPr>
       <w:rFonts w:eastAsiaTheme="majorEastAsia" w:cstheme="majorBidi"/>
       <w:color w:val="595959" w:themeColor="text1" w:themeTint="A6"/>
@@ -1537,7 +1537,7 @@
     <w:link w:val="Heading8"/>
     <w:uiPriority w:val="9"/>
     <w:semiHidden/>
-    <w:rsid w:val="006E7BB4"/>
+    <w:rsid w:val="00236433"/>
     <w:rPr>
       <w:rFonts w:eastAsiaTheme="majorEastAsia" w:cstheme="majorBidi"/>
       <w:i/>
@@ -1551,7 +1551,7 @@
     <w:link w:val="Heading9"/>
     <w:uiPriority w:val="9"/>
     <w:semiHidden/>
-    <w:rsid w:val="006E7BB4"/>
+    <w:rsid w:val="00236433"/>
     <w:rPr>
       <w:rFonts w:eastAsiaTheme="majorEastAsia" w:cstheme="majorBidi"/>
       <w:color w:val="272727" w:themeColor="text1" w:themeTint="D8"/>
@@ -1564,7 +1564,7 @@
     <w:link w:val="TitleChar"/>
     <w:uiPriority w:val="10"/>
     <w:qFormat/>
-    <w:rsid w:val="006E7BB4"/>
+    <w:rsid w:val="00236433"/>
     <w:pPr>
       <w:spacing w:after="80" w:line="240" w:lineRule="auto"/>
       <w:contextualSpacing/>
@@ -1582,7 +1582,7 @@
     <w:basedOn w:val="DefaultParagraphFont"/>
     <w:link w:val="Title"/>
     <w:uiPriority w:val="10"/>
-    <w:rsid w:val="006E7BB4"/>
+    <w:rsid w:val="00236433"/>
     <w:rPr>
       <w:rFonts w:asciiTheme="majorHAnsi" w:eastAsiaTheme="majorEastAsia" w:hAnsiTheme="majorHAnsi" w:cstheme="majorBidi"/>
       <w:spacing w:val="-10"/>
@@ -1598,7 +1598,7 @@
     <w:link w:val="SubtitleChar"/>
     <w:uiPriority w:val="11"/>
     <w:qFormat/>
-    <w:rsid w:val="006E7BB4"/>
+    <w:rsid w:val="00236433"/>
     <w:pPr>
       <w:numPr>
         <w:ilvl w:val="1"/>
@@ -1617,7 +1617,7 @@
     <w:basedOn w:val="DefaultParagraphFont"/>
     <w:link w:val="Subtitle"/>
     <w:uiPriority w:val="11"/>
-    <w:rsid w:val="006E7BB4"/>
+    <w:rsid w:val="00236433"/>
     <w:rPr>
       <w:rFonts w:eastAsiaTheme="majorEastAsia" w:cstheme="majorBidi"/>
       <w:color w:val="595959" w:themeColor="text1" w:themeTint="A6"/>
@@ -1633,7 +1633,7 @@
     <w:link w:val="QuoteChar"/>
     <w:uiPriority w:val="29"/>
     <w:qFormat/>
-    <w:rsid w:val="006E7BB4"/>
+    <w:rsid w:val="00236433"/>
     <w:pPr>
       <w:spacing w:before="160"/>
       <w:jc w:val="center"/>
@@ -1649,7 +1649,7 @@
     <w:basedOn w:val="DefaultParagraphFont"/>
     <w:link w:val="Quote"/>
     <w:uiPriority w:val="29"/>
-    <w:rsid w:val="006E7BB4"/>
+    <w:rsid w:val="00236433"/>
     <w:rPr>
       <w:i/>
       <w:iCs/>
@@ -1661,7 +1661,7 @@
     <w:basedOn w:val="Normal"/>
     <w:uiPriority w:val="34"/>
     <w:qFormat/>
-    <w:rsid w:val="006E7BB4"/>
+    <w:rsid w:val="00236433"/>
     <w:pPr>
       <w:ind w:left="720"/>
       <w:contextualSpacing/>
@@ -1672,7 +1672,7 @@
     <w:basedOn w:val="DefaultParagraphFont"/>
     <w:uiPriority w:val="21"/>
     <w:qFormat/>
-    <w:rsid w:val="006E7BB4"/>
+    <w:rsid w:val="00236433"/>
     <w:rPr>
       <w:i/>
       <w:iCs/>
@@ -1686,7 +1686,7 @@
     <w:link w:val="IntenseQuoteChar"/>
     <w:uiPriority w:val="30"/>
     <w:qFormat/>
-    <w:rsid w:val="006E7BB4"/>
+    <w:rsid w:val="00236433"/>
     <w:pPr>
       <w:pBdr>
         <w:top w:val="single" w:sz="4" w:space="10" w:color="0F4761" w:themeColor="accent1" w:themeShade="BF"/>
@@ -1707,7 +1707,7 @@
     <w:basedOn w:val="DefaultParagraphFont"/>
     <w:link w:val="IntenseQuote"/>
     <w:uiPriority w:val="30"/>
-    <w:rsid w:val="006E7BB4"/>
+    <w:rsid w:val="00236433"/>
     <w:rPr>
       <w:i/>
       <w:iCs/>
@@ -1719,7 +1719,7 @@
     <w:basedOn w:val="DefaultParagraphFont"/>
     <w:uiPriority w:val="32"/>
     <w:qFormat/>
-    <w:rsid w:val="006E7BB4"/>
+    <w:rsid w:val="00236433"/>
     <w:rPr>
       <w:b/>
       <w:bCs/>

--- a/backend-exhibits/INCLUDED IN TEAMS TO TEAMS MIGRATION FEATURES.docx
+++ b/backend-exhibits/INCLUDED IN TEAMS TO TEAMS MIGRATION FEATURES.docx
@@ -817,10 +817,10 @@
   <w:docDefaults>
     <w:rPrDefault>
       <w:rPr>
-        <w:rFonts w:asciiTheme="minorHAnsi" w:eastAsiaTheme="minorHAnsi" w:hAnsiTheme="minorHAnsi" w:cstheme="minorBidi"/>
+        <w:rFonts w:ascii="Arial" w:hAnsi="Arial" w:cs="Arial" w:eastAsia="Arial"/>
         <w:kern w:val="2"/>
-        <w:sz w:val="24"/>
-        <w:szCs w:val="24"/>
+        <w:sz w:val="21"/>
+        <w:szCs w:val="21"/>
         <w:lang w:val="en-IN" w:eastAsia="en-US" w:bidi="ar-SA"/>
         <w14:ligatures w14:val="standardContextual"/>
       </w:rPr>
@@ -1228,10 +1228,10 @@
       <w:outlineLvl w:val="0"/>
     </w:pPr>
     <w:rPr>
-      <w:rFonts w:asciiTheme="majorHAnsi" w:eastAsiaTheme="majorEastAsia" w:hAnsiTheme="majorHAnsi" w:cstheme="majorBidi"/>
+      <w:rFonts w:ascii="Arial" w:hAnsi="Arial" w:cs="Arial" w:eastAsia="Arial"/>
       <w:color w:val="0F4761" w:themeColor="accent1" w:themeShade="BF"/>
-      <w:sz w:val="40"/>
-      <w:szCs w:val="40"/>
+      <w:sz w:val="21"/>
+      <w:szCs w:val="21"/>
     </w:rPr>
   </w:style>
   <w:style w:type="paragraph" w:styleId="Heading2">
@@ -1251,10 +1251,10 @@
       <w:outlineLvl w:val="1"/>
     </w:pPr>
     <w:rPr>
-      <w:rFonts w:asciiTheme="majorHAnsi" w:eastAsiaTheme="majorEastAsia" w:hAnsiTheme="majorHAnsi" w:cstheme="majorBidi"/>
+      <w:rFonts w:ascii="Arial" w:hAnsi="Arial" w:cs="Arial" w:eastAsia="Arial"/>
       <w:color w:val="0F4761" w:themeColor="accent1" w:themeShade="BF"/>
-      <w:sz w:val="32"/>
-      <w:szCs w:val="32"/>
+      <w:sz w:val="21"/>
+      <w:szCs w:val="21"/>
     </w:rPr>
   </w:style>
   <w:style w:type="paragraph" w:styleId="Heading3">
@@ -1274,10 +1274,10 @@
       <w:outlineLvl w:val="2"/>
     </w:pPr>
     <w:rPr>
-      <w:rFonts w:eastAsiaTheme="majorEastAsia" w:cstheme="majorBidi"/>
+      <w:rFonts w:ascii="Arial" w:hAnsi="Arial" w:cs="Arial" w:eastAsia="Arial"/>
       <w:color w:val="0F4761" w:themeColor="accent1" w:themeShade="BF"/>
-      <w:sz w:val="28"/>
-      <w:szCs w:val="28"/>
+      <w:sz w:val="21"/>
+      <w:szCs w:val="21"/>
     </w:rPr>
   </w:style>
   <w:style w:type="paragraph" w:styleId="Heading4">
@@ -1297,7 +1297,7 @@
       <w:outlineLvl w:val="3"/>
     </w:pPr>
     <w:rPr>
-      <w:rFonts w:eastAsiaTheme="majorEastAsia" w:cstheme="majorBidi"/>
+      <w:rFonts w:ascii="Arial" w:hAnsi="Arial" w:cs="Arial" w:eastAsia="Arial"/>
       <w:i/>
       <w:iCs/>
       <w:color w:val="0F4761" w:themeColor="accent1" w:themeShade="BF"/>
@@ -1320,7 +1320,7 @@
       <w:outlineLvl w:val="4"/>
     </w:pPr>
     <w:rPr>
-      <w:rFonts w:eastAsiaTheme="majorEastAsia" w:cstheme="majorBidi"/>
+      <w:rFonts w:ascii="Arial" w:hAnsi="Arial" w:cs="Arial" w:eastAsia="Arial"/>
       <w:color w:val="0F4761" w:themeColor="accent1" w:themeShade="BF"/>
     </w:rPr>
   </w:style>
@@ -1341,7 +1341,7 @@
       <w:outlineLvl w:val="5"/>
     </w:pPr>
     <w:rPr>
-      <w:rFonts w:eastAsiaTheme="majorEastAsia" w:cstheme="majorBidi"/>
+      <w:rFonts w:ascii="Arial" w:hAnsi="Arial" w:cs="Arial" w:eastAsia="Arial"/>
       <w:i/>
       <w:iCs/>
       <w:color w:val="595959" w:themeColor="text1" w:themeTint="A6"/>
@@ -1364,7 +1364,7 @@
       <w:outlineLvl w:val="6"/>
     </w:pPr>
     <w:rPr>
-      <w:rFonts w:eastAsiaTheme="majorEastAsia" w:cstheme="majorBidi"/>
+      <w:rFonts w:ascii="Arial" w:hAnsi="Arial" w:cs="Arial" w:eastAsia="Arial"/>
       <w:color w:val="595959" w:themeColor="text1" w:themeTint="A6"/>
     </w:rPr>
   </w:style>
@@ -1385,7 +1385,7 @@
       <w:outlineLvl w:val="7"/>
     </w:pPr>
     <w:rPr>
-      <w:rFonts w:eastAsiaTheme="majorEastAsia" w:cstheme="majorBidi"/>
+      <w:rFonts w:ascii="Arial" w:hAnsi="Arial" w:cs="Arial" w:eastAsia="Arial"/>
       <w:i/>
       <w:iCs/>
       <w:color w:val="272727" w:themeColor="text1" w:themeTint="D8"/>
@@ -1408,7 +1408,7 @@
       <w:outlineLvl w:val="8"/>
     </w:pPr>
     <w:rPr>
-      <w:rFonts w:eastAsiaTheme="majorEastAsia" w:cstheme="majorBidi"/>
+      <w:rFonts w:ascii="Arial" w:hAnsi="Arial" w:cs="Arial" w:eastAsia="Arial"/>
       <w:color w:val="272727" w:themeColor="text1" w:themeTint="D8"/>
     </w:rPr>
   </w:style>
@@ -1445,10 +1445,10 @@
     <w:uiPriority w:val="9"/>
     <w:rsid w:val="00236433"/>
     <w:rPr>
-      <w:rFonts w:asciiTheme="majorHAnsi" w:eastAsiaTheme="majorEastAsia" w:hAnsiTheme="majorHAnsi" w:cstheme="majorBidi"/>
+      <w:rFonts w:ascii="Arial" w:hAnsi="Arial" w:cs="Arial" w:eastAsia="Arial"/>
       <w:color w:val="0F4761" w:themeColor="accent1" w:themeShade="BF"/>
-      <w:sz w:val="40"/>
-      <w:szCs w:val="40"/>
+      <w:sz w:val="21"/>
+      <w:szCs w:val="21"/>
     </w:rPr>
   </w:style>
   <w:style w:type="character" w:customStyle="1" w:styleId="Heading2Char">
@@ -1459,10 +1459,10 @@
     <w:semiHidden/>
     <w:rsid w:val="00236433"/>
     <w:rPr>
-      <w:rFonts w:asciiTheme="majorHAnsi" w:eastAsiaTheme="majorEastAsia" w:hAnsiTheme="majorHAnsi" w:cstheme="majorBidi"/>
+      <w:rFonts w:ascii="Arial" w:hAnsi="Arial" w:cs="Arial" w:eastAsia="Arial"/>
       <w:color w:val="0F4761" w:themeColor="accent1" w:themeShade="BF"/>
-      <w:sz w:val="32"/>
-      <w:szCs w:val="32"/>
+      <w:sz w:val="21"/>
+      <w:szCs w:val="21"/>
     </w:rPr>
   </w:style>
   <w:style w:type="character" w:customStyle="1" w:styleId="Heading3Char">
@@ -1473,10 +1473,10 @@
     <w:semiHidden/>
     <w:rsid w:val="00236433"/>
     <w:rPr>
-      <w:rFonts w:eastAsiaTheme="majorEastAsia" w:cstheme="majorBidi"/>
+      <w:rFonts w:ascii="Arial" w:hAnsi="Arial" w:cs="Arial" w:eastAsia="Arial"/>
       <w:color w:val="0F4761" w:themeColor="accent1" w:themeShade="BF"/>
-      <w:sz w:val="28"/>
-      <w:szCs w:val="28"/>
+      <w:sz w:val="21"/>
+      <w:szCs w:val="21"/>
     </w:rPr>
   </w:style>
   <w:style w:type="character" w:customStyle="1" w:styleId="Heading4Char">
@@ -1487,7 +1487,7 @@
     <w:semiHidden/>
     <w:rsid w:val="00236433"/>
     <w:rPr>
-      <w:rFonts w:eastAsiaTheme="majorEastAsia" w:cstheme="majorBidi"/>
+      <w:rFonts w:ascii="Arial" w:hAnsi="Arial" w:cs="Arial" w:eastAsia="Arial"/>
       <w:i/>
       <w:iCs/>
       <w:color w:val="0F4761" w:themeColor="accent1" w:themeShade="BF"/>
@@ -1501,7 +1501,7 @@
     <w:semiHidden/>
     <w:rsid w:val="00236433"/>
     <w:rPr>
-      <w:rFonts w:eastAsiaTheme="majorEastAsia" w:cstheme="majorBidi"/>
+      <w:rFonts w:ascii="Arial" w:hAnsi="Arial" w:cs="Arial" w:eastAsia="Arial"/>
       <w:color w:val="0F4761" w:themeColor="accent1" w:themeShade="BF"/>
     </w:rPr>
   </w:style>
@@ -1513,7 +1513,7 @@
     <w:semiHidden/>
     <w:rsid w:val="00236433"/>
     <w:rPr>
-      <w:rFonts w:eastAsiaTheme="majorEastAsia" w:cstheme="majorBidi"/>
+      <w:rFonts w:ascii="Arial" w:hAnsi="Arial" w:cs="Arial" w:eastAsia="Arial"/>
       <w:i/>
       <w:iCs/>
       <w:color w:val="595959" w:themeColor="text1" w:themeTint="A6"/>
@@ -1527,7 +1527,7 @@
     <w:semiHidden/>
     <w:rsid w:val="00236433"/>
     <w:rPr>
-      <w:rFonts w:eastAsiaTheme="majorEastAsia" w:cstheme="majorBidi"/>
+      <w:rFonts w:ascii="Arial" w:hAnsi="Arial" w:cs="Arial" w:eastAsia="Arial"/>
       <w:color w:val="595959" w:themeColor="text1" w:themeTint="A6"/>
     </w:rPr>
   </w:style>
@@ -1539,7 +1539,7 @@
     <w:semiHidden/>
     <w:rsid w:val="00236433"/>
     <w:rPr>
-      <w:rFonts w:eastAsiaTheme="majorEastAsia" w:cstheme="majorBidi"/>
+      <w:rFonts w:ascii="Arial" w:hAnsi="Arial" w:cs="Arial" w:eastAsia="Arial"/>
       <w:i/>
       <w:iCs/>
       <w:color w:val="272727" w:themeColor="text1" w:themeTint="D8"/>
@@ -1553,7 +1553,7 @@
     <w:semiHidden/>
     <w:rsid w:val="00236433"/>
     <w:rPr>
-      <w:rFonts w:eastAsiaTheme="majorEastAsia" w:cstheme="majorBidi"/>
+      <w:rFonts w:ascii="Arial" w:hAnsi="Arial" w:cs="Arial" w:eastAsia="Arial"/>
       <w:color w:val="272727" w:themeColor="text1" w:themeTint="D8"/>
     </w:rPr>
   </w:style>
@@ -1570,11 +1570,11 @@
       <w:contextualSpacing/>
     </w:pPr>
     <w:rPr>
-      <w:rFonts w:asciiTheme="majorHAnsi" w:eastAsiaTheme="majorEastAsia" w:hAnsiTheme="majorHAnsi" w:cstheme="majorBidi"/>
+      <w:rFonts w:ascii="Arial" w:hAnsi="Arial" w:cs="Arial" w:eastAsia="Arial"/>
       <w:spacing w:val="-10"/>
       <w:kern w:val="28"/>
-      <w:sz w:val="56"/>
-      <w:szCs w:val="56"/>
+      <w:sz w:val="21"/>
+      <w:szCs w:val="21"/>
     </w:rPr>
   </w:style>
   <w:style w:type="character" w:customStyle="1" w:styleId="TitleChar">
@@ -1584,11 +1584,11 @@
     <w:uiPriority w:val="10"/>
     <w:rsid w:val="00236433"/>
     <w:rPr>
-      <w:rFonts w:asciiTheme="majorHAnsi" w:eastAsiaTheme="majorEastAsia" w:hAnsiTheme="majorHAnsi" w:cstheme="majorBidi"/>
+      <w:rFonts w:ascii="Arial" w:hAnsi="Arial" w:cs="Arial" w:eastAsia="Arial"/>
       <w:spacing w:val="-10"/>
       <w:kern w:val="28"/>
-      <w:sz w:val="56"/>
-      <w:szCs w:val="56"/>
+      <w:sz w:val="21"/>
+      <w:szCs w:val="21"/>
     </w:rPr>
   </w:style>
   <w:style w:type="paragraph" w:styleId="Subtitle">
@@ -1605,11 +1605,11 @@
       </w:numPr>
     </w:pPr>
     <w:rPr>
-      <w:rFonts w:eastAsiaTheme="majorEastAsia" w:cstheme="majorBidi"/>
+      <w:rFonts w:ascii="Arial" w:hAnsi="Arial" w:cs="Arial" w:eastAsia="Arial"/>
       <w:color w:val="595959" w:themeColor="text1" w:themeTint="A6"/>
       <w:spacing w:val="15"/>
-      <w:sz w:val="28"/>
-      <w:szCs w:val="28"/>
+      <w:sz w:val="21"/>
+      <w:szCs w:val="21"/>
     </w:rPr>
   </w:style>
   <w:style w:type="character" w:customStyle="1" w:styleId="SubtitleChar">
@@ -1619,11 +1619,11 @@
     <w:uiPriority w:val="11"/>
     <w:rsid w:val="00236433"/>
     <w:rPr>
-      <w:rFonts w:eastAsiaTheme="majorEastAsia" w:cstheme="majorBidi"/>
+      <w:rFonts w:ascii="Arial" w:hAnsi="Arial" w:cs="Arial" w:eastAsia="Arial"/>
       <w:color w:val="595959" w:themeColor="text1" w:themeTint="A6"/>
       <w:spacing w:val="15"/>
-      <w:sz w:val="28"/>
-      <w:szCs w:val="28"/>
+      <w:sz w:val="21"/>
+      <w:szCs w:val="21"/>
     </w:rPr>
   </w:style>
   <w:style w:type="paragraph" w:styleId="Quote">
